--- a/워크시트/Journey_to_school_엔트리_워크시트.docx
+++ b/워크시트/Journey_to_school_엔트리_워크시트.docx
@@ -698,18 +698,7 @@
         <w:rPr>
           <w:sz w:val="22"/>
         </w:rPr>
-        <w:t>아래는 journey to school.ent 파일 안에 들어있는 “엔트리봇” 오브젝트의 블록 코드를 순서 그대로 재현한 것입니다.</w:t>
-      </w:r>
-    </w:p>
-    <w:p>
-      <w:pPr>
-        <w:spacing w:after="120"/>
-      </w:pPr>
-      <w:r>
-        <w:rPr>
-          <w:sz w:val="18"/>
-        </w:rPr>
-        <w:t>※ 색상은 실제 엔트리 편집기의 블록 카테고리를 참고하여 스타일화하여 그린 것입니다. 특히 표(테이블) 예측 블록은 정확한 문구를 확인할 수 없어 의미가 통하도록 간략화했습니다.</w:t>
+        <w:t>아래는 journey to school.ent 파일을 엔트리 편집기에서 직접 불러와 캡처한, “엔트리봇” 오브젝트의 실제 블록 코드입니다.</w:t>
       </w:r>
     </w:p>
     <w:p>
@@ -726,7 +715,7 @@
       <w:r>
         <w:drawing>
           <wp:inline xmlns:a="http://schemas.openxmlformats.org/drawingml/2006/main" xmlns:pic="http://schemas.openxmlformats.org/drawingml/2006/picture">
-            <wp:extent cx="5400000" cy="4121471"/>
+            <wp:extent cx="6000000" cy="1917617"/>
             <wp:docPr id="1" name="Picture 1"/>
             <wp:cNvGraphicFramePr>
               <a:graphicFrameLocks noChangeAspect="1"/>
@@ -747,7 +736,7 @@
                   <pic:spPr>
                     <a:xfrm>
                       <a:off x="0" y="0"/>
-                      <a:ext cx="5400000" cy="4121471"/>
+                      <a:ext cx="6000000" cy="1917617"/>
                     </a:xfrm>
                     <a:prstGeom prst="rect"/>
                   </pic:spPr>

--- a/워크시트/Journey_to_school_엔트리_워크시트.docx
+++ b/워크시트/Journey_to_school_엔트리_워크시트.docx
@@ -1242,6 +1242,281 @@
         <w:t>실제 등교 방법과 예측 결과를 비교해서 몇 번 맞았는지 세어보는 변수를 만들어 정확도를 계산해 보세요.</w:t>
       </w:r>
     </w:p>
+    <w:tbl>
+      <w:tblPr>
+        <w:tblW w:type="auto" w:w="0"/>
+        <w:jc w:val="center"/>
+        <w:tblLook w:firstColumn="1" w:firstRow="1" w:lastColumn="0" w:lastRow="0" w:noHBand="0" w:noVBand="1" w:val="04A0"/>
+        <w:tblBorders>
+          <w:top w:val="none" w:sz="0" w:space="0" w:color="auto"/>
+          <w:left w:val="none" w:sz="0" w:space="0" w:color="auto"/>
+          <w:bottom w:val="none" w:sz="0" w:space="0" w:color="auto"/>
+          <w:right w:val="none" w:sz="0" w:space="0" w:color="auto"/>
+          <w:insideH w:val="none" w:sz="0" w:space="0" w:color="auto"/>
+          <w:insideV w:val="none" w:sz="0" w:space="0" w:color="auto"/>
+        </w:tblBorders>
+      </w:tblPr>
+      <w:tblGrid>
+        <w:gridCol w:w="9638"/>
+      </w:tblGrid>
+      <w:tr>
+        <w:tc>
+          <w:tcPr>
+            <w:tcW w:type="dxa" w:w="9638"/>
+            <w:shd w:val="clear" w:color="auto" w:fill="1A1A2E"/>
+          </w:tcPr>
+          <w:p>
+            <w:pPr>
+              <w:pageBreakBefore/>
+              <w:jc w:val="center"/>
+            </w:pPr>
+            <w:r>
+              <w:rPr>
+                <w:b/>
+                <w:color w:val="FFFFFF"/>
+                <w:sz w:val="32"/>
+              </w:rPr>
+              <w:t>워크시트 — Journey to school</w:t>
+            </w:r>
+          </w:p>
+        </w:tc>
+      </w:tr>
+    </w:tbl>
+    <w:p>
+      <w:r>
+        <w:rPr>
+          <w:b w:val="0"/>
+          <w:sz w:val="26"/>
+        </w:rPr>
+      </w:r>
+    </w:p>
+    <w:p>
+      <w:r>
+        <w:rPr>
+          <w:b/>
+          <w:sz w:val="26"/>
+        </w:rPr>
+        <w:t>이름:</w:t>
+      </w:r>
+    </w:p>
+    <w:p>
+      <w:pPr>
+        <w:pBdr>
+          <w:bottom w:val="single" w:sz="4" w:space="1" w:color="999999"/>
+        </w:pBdr>
+        <w:spacing w:after="280"/>
+      </w:pPr>
+      <w:r>
+        <w:rPr>
+          <w:b w:val="0"/>
+          <w:sz w:val="24"/>
+        </w:rPr>
+        <w:t xml:space="preserve"> </w:t>
+      </w:r>
+    </w:p>
+    <w:p>
+      <w:r>
+        <w:rPr>
+          <w:b/>
+          <w:sz w:val="26"/>
+        </w:rPr>
+        <w:t>날짜:</w:t>
+      </w:r>
+    </w:p>
+    <w:p>
+      <w:pPr>
+        <w:pBdr>
+          <w:bottom w:val="single" w:sz="4" w:space="1" w:color="999999"/>
+        </w:pBdr>
+        <w:spacing w:after="280"/>
+      </w:pPr>
+      <w:r>
+        <w:rPr>
+          <w:b w:val="0"/>
+          <w:sz w:val="24"/>
+        </w:rPr>
+        <w:t xml:space="preserve"> </w:t>
+      </w:r>
+    </w:p>
+    <w:p>
+      <w:r>
+        <w:rPr>
+          <w:b w:val="0"/>
+          <w:sz w:val="26"/>
+        </w:rPr>
+      </w:r>
+    </w:p>
+    <w:p>
+      <w:r>
+        <w:rPr>
+          <w:b/>
+          <w:sz w:val="26"/>
+        </w:rPr>
+        <w:t>1. 학습에 사용된 '학교가는길' 표의 4개 열은 무엇인가요?</w:t>
+      </w:r>
+    </w:p>
+    <w:p>
+      <w:pPr>
+        <w:pBdr>
+          <w:bottom w:val="single" w:sz="4" w:space="1" w:color="999999"/>
+        </w:pBdr>
+        <w:spacing w:after="280"/>
+      </w:pPr>
+      <w:r>
+        <w:rPr>
+          <w:b w:val="0"/>
+          <w:sz w:val="24"/>
+        </w:rPr>
+        <w:t xml:space="preserve"> </w:t>
+      </w:r>
+    </w:p>
+    <w:p>
+      <w:pPr>
+        <w:pBdr>
+          <w:bottom w:val="single" w:sz="4" w:space="1" w:color="999999"/>
+        </w:pBdr>
+        <w:spacing w:after="280"/>
+      </w:pPr>
+      <w:r>
+        <w:rPr>
+          <w:b w:val="0"/>
+          <w:sz w:val="24"/>
+        </w:rPr>
+        <w:t xml:space="preserve"> </w:t>
+      </w:r>
+    </w:p>
+    <w:p>
+      <w:r>
+        <w:rPr>
+          <w:b/>
+          <w:sz w:val="26"/>
+        </w:rPr>
+        <w:t>2. 내 나이·거리·같이 가는 친구 수를 직접 입력해보고, 예측 결과를 적어보세요.</w:t>
+      </w:r>
+    </w:p>
+    <w:p>
+      <w:pPr>
+        <w:pBdr>
+          <w:bottom w:val="single" w:sz="4" w:space="1" w:color="999999"/>
+        </w:pBdr>
+        <w:spacing w:after="280"/>
+      </w:pPr>
+      <w:r>
+        <w:rPr>
+          <w:b w:val="0"/>
+          <w:sz w:val="24"/>
+        </w:rPr>
+        <w:t xml:space="preserve"> </w:t>
+      </w:r>
+    </w:p>
+    <w:p>
+      <w:pPr>
+        <w:pBdr>
+          <w:bottom w:val="single" w:sz="4" w:space="1" w:color="999999"/>
+        </w:pBdr>
+        <w:spacing w:after="280"/>
+      </w:pPr>
+      <w:r>
+        <w:rPr>
+          <w:b w:val="0"/>
+          <w:sz w:val="24"/>
+        </w:rPr>
+        <w:t xml:space="preserve"> </w:t>
+      </w:r>
+    </w:p>
+    <w:p>
+      <w:r>
+        <w:rPr>
+          <w:b/>
+          <w:sz w:val="26"/>
+        </w:rPr>
+        <w:t>3. 특정 등교 방법의 데이터만 아주 많으면(예: 자동차) 예측에 어떤 문제가 생길까요?</w:t>
+      </w:r>
+    </w:p>
+    <w:p>
+      <w:pPr>
+        <w:pBdr>
+          <w:bottom w:val="single" w:sz="4" w:space="1" w:color="999999"/>
+        </w:pBdr>
+        <w:spacing w:after="280"/>
+      </w:pPr>
+      <w:r>
+        <w:rPr>
+          <w:b w:val="0"/>
+          <w:sz w:val="24"/>
+        </w:rPr>
+        <w:t xml:space="preserve"> </w:t>
+      </w:r>
+    </w:p>
+    <w:p>
+      <w:pPr>
+        <w:pBdr>
+          <w:bottom w:val="single" w:sz="4" w:space="1" w:color="999999"/>
+        </w:pBdr>
+        <w:spacing w:after="280"/>
+      </w:pPr>
+      <w:r>
+        <w:rPr>
+          <w:b w:val="0"/>
+          <w:sz w:val="24"/>
+        </w:rPr>
+        <w:t xml:space="preserve"> </w:t>
+      </w:r>
+    </w:p>
+    <w:p>
+      <w:r>
+        <w:rPr>
+          <w:b w:val="0"/>
+          <w:sz w:val="26"/>
+        </w:rPr>
+      </w:r>
+    </w:p>
+    <w:p>
+      <w:r>
+        <w:rPr>
+          <w:b/>
+          <w:sz w:val="26"/>
+        </w:rPr>
+        <w:t>오늘 배운 내용 체크리스트</w:t>
+      </w:r>
+    </w:p>
+    <w:p>
+      <w:r>
+        <w:rPr>
+          <w:b w:val="0"/>
+          <w:sz w:val="24"/>
+        </w:rPr>
+        <w:t>☐  표에 데이터를 추가하는 방법을 확인했다</w:t>
+      </w:r>
+    </w:p>
+    <w:p>
+      <w:r>
+        <w:rPr>
+          <w:b w:val="0"/>
+          <w:sz w:val="24"/>
+        </w:rPr>
+        <w:t>☐  지도 학습(supervised learning)이 무엇인지 설명할 수 있다</w:t>
+      </w:r>
+    </w:p>
+    <w:p>
+      <w:r>
+        <w:rPr>
+          <w:b w:val="0"/>
+          <w:sz w:val="24"/>
+        </w:rPr>
+        <w:t>☐  실제로 나이·거리·친구 수를 입력해 예측을 테스트했다</w:t>
+      </w:r>
+    </w:p>
+    <w:p>
+      <w:r>
+        <w:rPr>
+          <w:b w:val="0"/>
+          <w:sz w:val="24"/>
+        </w:rPr>
+        <w:t>☐  데이터 균형이 예측 정확도에 미치는 영향을 이해했다</w:t>
+      </w:r>
+    </w:p>
+    <w:p/>
     <w:sectPr>
       <w:pgSz w:w="11906" w:h="16838"/>
       <w:pgMar w:top="850" w:right="1134" w:bottom="850" w:left="1134" w:header="720" w:footer="720" w:gutter="0"/>
